--- a/tillsyn/A 54276-2020 tillsynsbegäran.docx
+++ b/tillsyn/A 54276-2020 tillsynsbegäran.docx
@@ -309,7 +309,7 @@
     <w:r>
       <w:tab/>
       <w:tab/>
-      <w:t>2024-08-01</w:t>
+      <w:t>2024-08-02</w:t>
       <w:br/>
       <w:br/>
     </w:r>

--- a/tillsyn/A 54276-2020 tillsynsbegäran.docx
+++ b/tillsyn/A 54276-2020 tillsynsbegäran.docx
@@ -309,7 +309,7 @@
     <w:r>
       <w:tab/>
       <w:tab/>
-      <w:t>2024-08-02</w:t>
+      <w:t>2024-08-03</w:t>
       <w:br/>
       <w:br/>
     </w:r>

--- a/tillsyn/A 54276-2020 tillsynsbegäran.docx
+++ b/tillsyn/A 54276-2020 tillsynsbegäran.docx
@@ -309,7 +309,7 @@
     <w:r>
       <w:tab/>
       <w:tab/>
-      <w:t>2024-08-03</w:t>
+      <w:t>2024-08-04</w:t>
       <w:br/>
       <w:br/>
     </w:r>

--- a/tillsyn/A 54276-2020 tillsynsbegäran.docx
+++ b/tillsyn/A 54276-2020 tillsynsbegäran.docx
@@ -309,7 +309,7 @@
     <w:r>
       <w:tab/>
       <w:tab/>
-      <w:t>2024-08-04</w:t>
+      <w:t>2024-08-05</w:t>
       <w:br/>
       <w:br/>
     </w:r>

--- a/tillsyn/A 54276-2020 tillsynsbegäran.docx
+++ b/tillsyn/A 54276-2020 tillsynsbegäran.docx
@@ -309,7 +309,7 @@
     <w:r>
       <w:tab/>
       <w:tab/>
-      <w:t>2024-08-05</w:t>
+      <w:t>2024-08-06</w:t>
       <w:br/>
       <w:br/>
     </w:r>

--- a/tillsyn/A 54276-2020 tillsynsbegäran.docx
+++ b/tillsyn/A 54276-2020 tillsynsbegäran.docx
@@ -309,7 +309,7 @@
     <w:r>
       <w:tab/>
       <w:tab/>
-      <w:t>2024-08-06</w:t>
+      <w:t>2024-08-07</w:t>
       <w:br/>
       <w:br/>
     </w:r>

--- a/tillsyn/A 54276-2020 tillsynsbegäran.docx
+++ b/tillsyn/A 54276-2020 tillsynsbegäran.docx
@@ -309,7 +309,7 @@
     <w:r>
       <w:tab/>
       <w:tab/>
-      <w:t>2024-08-07</w:t>
+      <w:t>2024-08-08</w:t>
       <w:br/>
       <w:br/>
     </w:r>

--- a/tillsyn/A 54276-2020 tillsynsbegäran.docx
+++ b/tillsyn/A 54276-2020 tillsynsbegäran.docx
@@ -309,7 +309,7 @@
     <w:r>
       <w:tab/>
       <w:tab/>
-      <w:t>2024-08-08</w:t>
+      <w:t>2024-08-09</w:t>
       <w:br/>
       <w:br/>
     </w:r>

--- a/tillsyn/A 54276-2020 tillsynsbegäran.docx
+++ b/tillsyn/A 54276-2020 tillsynsbegäran.docx
@@ -309,7 +309,7 @@
     <w:r>
       <w:tab/>
       <w:tab/>
-      <w:t>2024-09-29</w:t>
+      <w:t>2024-09-30</w:t>
       <w:br/>
       <w:br/>
     </w:r>

--- a/tillsyn/A 54276-2020 tillsynsbegäran.docx
+++ b/tillsyn/A 54276-2020 tillsynsbegäran.docx
@@ -309,7 +309,7 @@
     <w:r>
       <w:tab/>
       <w:tab/>
-      <w:t>2024-09-30</w:t>
+      <w:t>2024-10-01</w:t>
       <w:br/>
       <w:br/>
     </w:r>

--- a/tillsyn/A 54276-2020 tillsynsbegäran.docx
+++ b/tillsyn/A 54276-2020 tillsynsbegäran.docx
@@ -309,7 +309,7 @@
     <w:r>
       <w:tab/>
       <w:tab/>
-      <w:t>2024-10-01</w:t>
+      <w:t>2024-10-02</w:t>
       <w:br/>
       <w:br/>
     </w:r>

--- a/tillsyn/A 54276-2020 tillsynsbegäran.docx
+++ b/tillsyn/A 54276-2020 tillsynsbegäran.docx
@@ -309,7 +309,7 @@
     <w:r>
       <w:tab/>
       <w:tab/>
-      <w:t>2024-10-02</w:t>
+      <w:t>2024-10-03</w:t>
       <w:br/>
       <w:br/>
     </w:r>

--- a/tillsyn/A 54276-2020 tillsynsbegäran.docx
+++ b/tillsyn/A 54276-2020 tillsynsbegäran.docx
@@ -309,7 +309,7 @@
     <w:r>
       <w:tab/>
       <w:tab/>
-      <w:t>2024-10-03</w:t>
+      <w:t>2024-10-04</w:t>
       <w:br/>
       <w:br/>
     </w:r>

--- a/tillsyn/A 54276-2020 tillsynsbegäran.docx
+++ b/tillsyn/A 54276-2020 tillsynsbegäran.docx
@@ -309,7 +309,7 @@
     <w:r>
       <w:tab/>
       <w:tab/>
-      <w:t>2024-10-04</w:t>
+      <w:t>2024-10-05</w:t>
       <w:br/>
       <w:br/>
     </w:r>

--- a/tillsyn/A 54276-2020 tillsynsbegäran.docx
+++ b/tillsyn/A 54276-2020 tillsynsbegäran.docx
@@ -309,7 +309,7 @@
     <w:r>
       <w:tab/>
       <w:tab/>
-      <w:t>2024-10-05</w:t>
+      <w:t>2024-10-06</w:t>
       <w:br/>
       <w:br/>
     </w:r>

--- a/tillsyn/A 54276-2020 tillsynsbegäran.docx
+++ b/tillsyn/A 54276-2020 tillsynsbegäran.docx
@@ -309,7 +309,7 @@
     <w:r>
       <w:tab/>
       <w:tab/>
-      <w:t>2024-10-06</w:t>
+      <w:t>2024-10-07</w:t>
       <w:br/>
       <w:br/>
     </w:r>

--- a/tillsyn/A 54276-2020 tillsynsbegäran.docx
+++ b/tillsyn/A 54276-2020 tillsynsbegäran.docx
@@ -309,7 +309,7 @@
     <w:r>
       <w:tab/>
       <w:tab/>
-      <w:t>2024-10-07</w:t>
+      <w:t>2024-10-08</w:t>
       <w:br/>
       <w:br/>
     </w:r>

--- a/tillsyn/A 54276-2020 tillsynsbegäran.docx
+++ b/tillsyn/A 54276-2020 tillsynsbegäran.docx
@@ -309,7 +309,7 @@
     <w:r>
       <w:tab/>
       <w:tab/>
-      <w:t>2024-10-08</w:t>
+      <w:t>2024-10-09</w:t>
       <w:br/>
       <w:br/>
     </w:r>

--- a/tillsyn/A 54276-2020 tillsynsbegäran.docx
+++ b/tillsyn/A 54276-2020 tillsynsbegäran.docx
@@ -309,7 +309,7 @@
     <w:r>
       <w:tab/>
       <w:tab/>
-      <w:t>2024-10-09</w:t>
+      <w:t>2024-10-10</w:t>
       <w:br/>
       <w:br/>
     </w:r>

--- a/tillsyn/A 54276-2020 tillsynsbegäran.docx
+++ b/tillsyn/A 54276-2020 tillsynsbegäran.docx
@@ -309,7 +309,7 @@
     <w:r>
       <w:tab/>
       <w:tab/>
-      <w:t>2024-10-10</w:t>
+      <w:t>2024-10-11</w:t>
       <w:br/>
       <w:br/>
     </w:r>

--- a/tillsyn/A 54276-2020 tillsynsbegäran.docx
+++ b/tillsyn/A 54276-2020 tillsynsbegäran.docx
@@ -309,7 +309,7 @@
     <w:r>
       <w:tab/>
       <w:tab/>
-      <w:t>2024-10-11</w:t>
+      <w:t>2024-10-12</w:t>
       <w:br/>
       <w:br/>
     </w:r>

--- a/tillsyn/A 54276-2020 tillsynsbegäran.docx
+++ b/tillsyn/A 54276-2020 tillsynsbegäran.docx
@@ -309,7 +309,7 @@
     <w:r>
       <w:tab/>
       <w:tab/>
-      <w:t>2024-10-12</w:t>
+      <w:t>2024-10-13</w:t>
       <w:br/>
       <w:br/>
     </w:r>

--- a/tillsyn/A 54276-2020 tillsynsbegäran.docx
+++ b/tillsyn/A 54276-2020 tillsynsbegäran.docx
@@ -309,7 +309,7 @@
     <w:r>
       <w:tab/>
       <w:tab/>
-      <w:t>2024-10-13</w:t>
+      <w:t>2024-10-14</w:t>
       <w:br/>
       <w:br/>
     </w:r>

--- a/tillsyn/A 54276-2020 tillsynsbegäran.docx
+++ b/tillsyn/A 54276-2020 tillsynsbegäran.docx
@@ -309,7 +309,7 @@
     <w:r>
       <w:tab/>
       <w:tab/>
-      <w:t>2024-10-14</w:t>
+      <w:t>2024-10-15</w:t>
       <w:br/>
       <w:br/>
     </w:r>

--- a/tillsyn/A 54276-2020 tillsynsbegäran.docx
+++ b/tillsyn/A 54276-2020 tillsynsbegäran.docx
@@ -309,7 +309,7 @@
     <w:r>
       <w:tab/>
       <w:tab/>
-      <w:t>2024-10-15</w:t>
+      <w:t>2024-10-16</w:t>
       <w:br/>
       <w:br/>
     </w:r>

--- a/tillsyn/A 54276-2020 tillsynsbegäran.docx
+++ b/tillsyn/A 54276-2020 tillsynsbegäran.docx
@@ -309,7 +309,7 @@
     <w:r>
       <w:tab/>
       <w:tab/>
-      <w:t>2024-10-16</w:t>
+      <w:t>2024-10-17</w:t>
       <w:br/>
       <w:br/>
     </w:r>

--- a/tillsyn/A 54276-2020 tillsynsbegäran.docx
+++ b/tillsyn/A 54276-2020 tillsynsbegäran.docx
@@ -309,7 +309,7 @@
     <w:r>
       <w:tab/>
       <w:tab/>
-      <w:t>2024-10-17</w:t>
+      <w:t>2024-10-18</w:t>
       <w:br/>
       <w:br/>
     </w:r>

--- a/tillsyn/A 54276-2020 tillsynsbegäran.docx
+++ b/tillsyn/A 54276-2020 tillsynsbegäran.docx
@@ -309,7 +309,7 @@
     <w:r>
       <w:tab/>
       <w:tab/>
-      <w:t>2024-10-18</w:t>
+      <w:t>2024-10-19</w:t>
       <w:br/>
       <w:br/>
     </w:r>

--- a/tillsyn/A 54276-2020 tillsynsbegäran.docx
+++ b/tillsyn/A 54276-2020 tillsynsbegäran.docx
@@ -309,7 +309,7 @@
     <w:r>
       <w:tab/>
       <w:tab/>
-      <w:t>2024-10-19</w:t>
+      <w:t>2024-10-20</w:t>
       <w:br/>
       <w:br/>
     </w:r>

--- a/tillsyn/A 54276-2020 tillsynsbegäran.docx
+++ b/tillsyn/A 54276-2020 tillsynsbegäran.docx
@@ -309,7 +309,7 @@
     <w:r>
       <w:tab/>
       <w:tab/>
-      <w:t>2024-10-20</w:t>
+      <w:t>2024-10-21</w:t>
       <w:br/>
       <w:br/>
     </w:r>

--- a/tillsyn/A 54276-2020 tillsynsbegäran.docx
+++ b/tillsyn/A 54276-2020 tillsynsbegäran.docx
@@ -309,7 +309,7 @@
     <w:r>
       <w:tab/>
       <w:tab/>
-      <w:t>2024-10-21</w:t>
+      <w:t>2024-10-22</w:t>
       <w:br/>
       <w:br/>
     </w:r>

--- a/tillsyn/A 54276-2020 tillsynsbegäran.docx
+++ b/tillsyn/A 54276-2020 tillsynsbegäran.docx
@@ -309,7 +309,7 @@
     <w:r>
       <w:tab/>
       <w:tab/>
-      <w:t>2024-10-22</w:t>
+      <w:t>2024-10-23</w:t>
       <w:br/>
       <w:br/>
     </w:r>

--- a/tillsyn/A 54276-2020 tillsynsbegäran.docx
+++ b/tillsyn/A 54276-2020 tillsynsbegäran.docx
@@ -309,7 +309,7 @@
     <w:r>
       <w:tab/>
       <w:tab/>
-      <w:t>2024-10-23</w:t>
+      <w:t>2024-10-24</w:t>
       <w:br/>
       <w:br/>
     </w:r>
